--- a/kurs/classroom-pack/vecka-04/larare-enfas-facit.docx
+++ b/kurs/classroom-pack/vecka-04/larare-enfas-facit.docx
@@ -284,6 +284,37 @@
     </w:p>
     <w:p>
       <w:pPr>
+        <w:spacing w:before="200" w:after="80"/>
+        <w:pBdr>
+          <w:top w:val="single" w:sz="6" w:space="4" w:color="111111"/>
+        </w:pBdr>
+      </w:pPr>
+      <w:r>
+        <w:rPr>
+          <w:rFonts w:ascii="IBM Plex Sans" w:hAnsi="IBM Plex Sans" w:eastAsia="IBM Plex Sans" w:cs="IBM Plex Sans"/>
+          <w:b/>
+          <w:color w:val="111111"/>
+          <w:sz w:val="26"/>
+        </w:rPr>
+        <w:t>Räkna</w:t>
+      </w:r>
+    </w:p>
+    <w:p>
+      <w:pPr>
+        <w:spacing w:before="0" w:after="120" w:line="276" w:lineRule="auto"/>
+      </w:pPr>
+      <w:r>
+        <w:rPr>
+          <w:rFonts w:ascii="IBM Plex Sans" w:hAnsi="IBM Plex Sans" w:eastAsia="IBM Plex Sans" w:cs="IBM Plex Sans"/>
+          <w:b w:val="0"/>
+          <w:color w:val="111111"/>
+          <w:sz w:val="21"/>
+        </w:rPr>
+        <w:t>Last 230 Ω. Märkning 230 V. I = U / R. Topp ≈ rms × √2.</w:t>
+      </w:r>
+    </w:p>
+    <w:p>
+      <w:pPr>
         <w:spacing w:before="0" w:after="120" w:line="276" w:lineRule="auto"/>
       </w:pPr>
       <w:r>
@@ -311,7 +342,7 @@
           <w:color w:val="111111"/>
           <w:sz w:val="21"/>
         </w:rPr>
-        <w:t xml:space="preserve">. I = </w:t>
+        <w:t xml:space="preserve">. I_rms = 230 / 230 = </w:t>
       </w:r>
       <w:r>
         <w:rPr>
@@ -329,7 +360,7 @@
           <w:color w:val="111111"/>
           <w:sz w:val="21"/>
         </w:rPr>
-        <w:t xml:space="preserve">. Topp ≈ </w:t>
+        <w:t xml:space="preserve">. Topp ≈ 230 × √2 ≈ </w:t>
       </w:r>
       <w:r>
         <w:rPr>
@@ -347,7 +378,35 @@
           <w:color w:val="111111"/>
           <w:sz w:val="21"/>
         </w:rPr>
-        <w:t xml:space="preserve">. Spänning kan finnas: </w:t>
+        <w:t>.</w:t>
+      </w:r>
+    </w:p>
+    <w:p>
+      <w:pPr>
+        <w:spacing w:before="0" w:after="120" w:line="276" w:lineRule="auto"/>
+      </w:pPr>
+      <w:r>
+        <w:rPr>
+          <w:rFonts w:ascii="IBM Plex Sans" w:hAnsi="IBM Plex Sans" w:eastAsia="IBM Plex Sans" w:cs="IBM Plex Sans"/>
+          <w:b w:val="0"/>
+          <w:color w:val="111111"/>
+          <w:sz w:val="21"/>
+        </w:rPr>
+        <w:t>Elektriker: 230 ombord är inte lägenhetens TN. / Ingenjör: rms innan handen.</w:t>
+      </w:r>
+    </w:p>
+    <w:p>
+      <w:pPr>
+        <w:spacing w:before="0" w:after="120" w:line="276" w:lineRule="auto"/>
+      </w:pPr>
+      <w:r>
+        <w:rPr>
+          <w:rFonts w:ascii="IBM Plex Sans" w:hAnsi="IBM Plex Sans" w:eastAsia="IBM Plex Sans" w:cs="IBM Plex Sans"/>
+          <w:b w:val="0"/>
+          <w:color w:val="111111"/>
+          <w:sz w:val="21"/>
+        </w:rPr>
+        <w:t xml:space="preserve">Spänning kan finnas: </w:t>
       </w:r>
       <w:r>
         <w:rPr>
